--- a/chapters/10-random-variability.docx
+++ b/chapters/10-random-variability.docx
@@ -93,7 +93,7 @@
         <w:t xml:space="preserve">. It marks the transition from Part I (Causal inference without models) to Part II (Causal inference with models).</w:t>
       </w:r>
     </w:p>
-    <w:bookmarkStart w:id="24" w:name="Xd438110d073c20d249ed4609c2a4dd8d2136546"/>
+    <w:bookmarkStart w:id="13" w:name="Xd438110d073c20d249ed4609c2a4dd8d2136546"/>
     <w:p>
       <w:pPr>
         <w:pStyle w:val="Heading2"/>
@@ -143,7 +143,7 @@
         <w:t xml:space="preserve">: using finite data to approximate those causal effects.</w:t>
       </w:r>
     </w:p>
-    <w:bookmarkStart w:id="21" w:name="key-concepts-in-statistical-estimation"/>
+    <w:bookmarkStart w:id="10" w:name="key-concepts-in-statistical-estimation"/>
     <w:p>
       <w:pPr>
         <w:pStyle w:val="Heading3"/>
@@ -176,46 +176,48 @@
         <m:r>
           <m:t>r</m:t>
         </m:r>
-        <m:d>
-          <m:dPr>
-            <m:begChr m:val="["/>
-            <m:sepChr m:val=""/>
-            <m:endChr m:val="]"/>
-            <m:grow/>
-          </m:dPr>
-          <m:e>
-            <m:r>
-              <m:t>Y</m:t>
-            </m:r>
-            <m:r>
-              <m:rPr>
-                <m:sty m:val="p"/>
-              </m:rPr>
-              <m:t>=</m:t>
-            </m:r>
-            <m:r>
-              <m:t>1</m:t>
-            </m:r>
-            <m:r>
-              <m:rPr>
-                <m:sty m:val="p"/>
-              </m:rPr>
-              <m:t>|</m:t>
-            </m:r>
-            <m:r>
-              <m:t>A</m:t>
-            </m:r>
-            <m:r>
-              <m:rPr>
-                <m:sty m:val="p"/>
-              </m:rPr>
-              <m:t>=</m:t>
-            </m:r>
-            <m:r>
-              <m:t>a</m:t>
-            </m:r>
-          </m:e>
-        </m:d>
+        <m:r>
+          <m:rPr>
+            <m:sty m:val="p"/>
+          </m:rPr>
+          <m:t>[</m:t>
+        </m:r>
+        <m:r>
+          <m:t>Y</m:t>
+        </m:r>
+        <m:r>
+          <m:rPr>
+            <m:sty m:val="p"/>
+          </m:rPr>
+          <m:t>=</m:t>
+        </m:r>
+        <m:r>
+          <m:t>1</m:t>
+        </m:r>
+        <m:r>
+          <m:rPr>
+            <m:sty m:val="p"/>
+          </m:rPr>
+          <m:t>|</m:t>
+        </m:r>
+        <m:r>
+          <m:t>A</m:t>
+        </m:r>
+        <m:r>
+          <m:rPr>
+            <m:sty m:val="p"/>
+          </m:rPr>
+          <m:t>=</m:t>
+        </m:r>
+        <m:r>
+          <m:t>a</m:t>
+        </m:r>
+        <m:r>
+          <m:rPr>
+            <m:sty m:val="p"/>
+          </m:rPr>
+          <m:t>]</m:t>
+        </m:r>
       </m:oMath>
       <w:r>
         <w:t xml:space="preserve"> </w:t>
@@ -254,7 +256,7 @@
         <w:t xml:space="preserve">: The numerical value obtained by applying the estimator to a particular sample (a point estimate).</w:t>
       </w:r>
     </w:p>
-    <w:bookmarkStart w:id="20" w:name="exm-estimator"/>
+    <w:bookmarkStart w:id="9" w:name="exm-estimator"/>
     <w:p>
       <w:pPr>
         <w:pStyle w:val="BodyText"/>
@@ -289,46 +291,48 @@
         <m:r>
           <m:t>r</m:t>
         </m:r>
-        <m:d>
-          <m:dPr>
-            <m:begChr m:val="["/>
-            <m:sepChr m:val=""/>
-            <m:endChr m:val="]"/>
-            <m:grow/>
-          </m:dPr>
-          <m:e>
-            <m:r>
-              <m:t>Y</m:t>
-            </m:r>
-            <m:r>
-              <m:rPr>
-                <m:sty m:val="p"/>
-              </m:rPr>
-              <m:t>=</m:t>
-            </m:r>
-            <m:r>
-              <m:t>1</m:t>
-            </m:r>
-            <m:r>
-              <m:rPr>
-                <m:sty m:val="p"/>
-              </m:rPr>
-              <m:t>|</m:t>
-            </m:r>
-            <m:r>
-              <m:t>A</m:t>
-            </m:r>
-            <m:r>
-              <m:rPr>
-                <m:sty m:val="p"/>
-              </m:rPr>
-              <m:t>=</m:t>
-            </m:r>
-            <m:r>
-              <m:t>1</m:t>
-            </m:r>
-          </m:e>
-        </m:d>
+        <m:r>
+          <m:rPr>
+            <m:sty m:val="p"/>
+          </m:rPr>
+          <m:t>[</m:t>
+        </m:r>
+        <m:r>
+          <m:t>Y</m:t>
+        </m:r>
+        <m:r>
+          <m:rPr>
+            <m:sty m:val="p"/>
+          </m:rPr>
+          <m:t>=</m:t>
+        </m:r>
+        <m:r>
+          <m:t>1</m:t>
+        </m:r>
+        <m:r>
+          <m:rPr>
+            <m:sty m:val="p"/>
+          </m:rPr>
+          <m:t>|</m:t>
+        </m:r>
+        <m:r>
+          <m:t>A</m:t>
+        </m:r>
+        <m:r>
+          <m:rPr>
+            <m:sty m:val="p"/>
+          </m:rPr>
+          <m:t>=</m:t>
+        </m:r>
+        <m:r>
+          <m:t>1</m:t>
+        </m:r>
+        <m:r>
+          <m:rPr>
+            <m:sty m:val="p"/>
+          </m:rPr>
+          <m:t>]</m:t>
+        </m:r>
       </m:oMath>
     </w:p>
     <w:p>
@@ -362,46 +366,48 @@
             </m:r>
           </m:e>
         </m:acc>
-        <m:d>
-          <m:dPr>
-            <m:begChr m:val="["/>
-            <m:sepChr m:val=""/>
-            <m:endChr m:val="]"/>
-            <m:grow/>
-          </m:dPr>
-          <m:e>
-            <m:r>
-              <m:t>Y</m:t>
-            </m:r>
-            <m:r>
-              <m:rPr>
-                <m:sty m:val="p"/>
-              </m:rPr>
-              <m:t>=</m:t>
-            </m:r>
-            <m:r>
-              <m:t>1</m:t>
-            </m:r>
-            <m:r>
-              <m:rPr>
-                <m:sty m:val="p"/>
-              </m:rPr>
-              <m:t>|</m:t>
-            </m:r>
-            <m:r>
-              <m:t>A</m:t>
-            </m:r>
-            <m:r>
-              <m:rPr>
-                <m:sty m:val="p"/>
-              </m:rPr>
-              <m:t>=</m:t>
-            </m:r>
-            <m:r>
-              <m:t>1</m:t>
-            </m:r>
-          </m:e>
-        </m:d>
+        <m:r>
+          <m:rPr>
+            <m:sty m:val="p"/>
+          </m:rPr>
+          <m:t>[</m:t>
+        </m:r>
+        <m:r>
+          <m:t>Y</m:t>
+        </m:r>
+        <m:r>
+          <m:rPr>
+            <m:sty m:val="p"/>
+          </m:rPr>
+          <m:t>=</m:t>
+        </m:r>
+        <m:r>
+          <m:t>1</m:t>
+        </m:r>
+        <m:r>
+          <m:rPr>
+            <m:sty m:val="p"/>
+          </m:rPr>
+          <m:t>|</m:t>
+        </m:r>
+        <m:r>
+          <m:t>A</m:t>
+        </m:r>
+        <m:r>
+          <m:rPr>
+            <m:sty m:val="p"/>
+          </m:rPr>
+          <m:t>=</m:t>
+        </m:r>
+        <m:r>
+          <m:t>1</m:t>
+        </m:r>
+        <m:r>
+          <m:rPr>
+            <m:sty m:val="p"/>
+          </m:rPr>
+          <m:t>]</m:t>
+        </m:r>
       </m:oMath>
     </w:p>
     <w:p>
@@ -435,46 +441,15 @@
             </m:r>
           </m:e>
         </m:acc>
-        <m:d>
-          <m:dPr>
-            <m:begChr m:val="["/>
-            <m:sepChr m:val=""/>
-            <m:endChr m:val="]"/>
-            <m:grow/>
-          </m:dPr>
-          <m:e>
-            <m:r>
-              <m:t>Y</m:t>
-            </m:r>
-            <m:r>
-              <m:rPr>
-                <m:sty m:val="p"/>
-              </m:rPr>
-              <m:t>=</m:t>
-            </m:r>
-            <m:r>
-              <m:t>1</m:t>
-            </m:r>
-            <m:r>
-              <m:rPr>
-                <m:sty m:val="p"/>
-              </m:rPr>
-              <m:t>|</m:t>
-            </m:r>
-            <m:r>
-              <m:t>A</m:t>
-            </m:r>
-            <m:r>
-              <m:rPr>
-                <m:sty m:val="p"/>
-              </m:rPr>
-              <m:t>=</m:t>
-            </m:r>
-            <m:r>
-              <m:t>1</m:t>
-            </m:r>
-          </m:e>
-        </m:d>
+        <m:r>
+          <m:rPr>
+            <m:sty m:val="p"/>
+          </m:rPr>
+          <m:t>[</m:t>
+        </m:r>
+        <m:r>
+          <m:t>Y</m:t>
+        </m:r>
         <m:r>
           <m:rPr>
             <m:sty m:val="p"/>
@@ -482,6 +457,39 @@
           <m:t>=</m:t>
         </m:r>
         <m:r>
+          <m:t>1</m:t>
+        </m:r>
+        <m:r>
+          <m:rPr>
+            <m:sty m:val="p"/>
+          </m:rPr>
+          <m:t>|</m:t>
+        </m:r>
+        <m:r>
+          <m:t>A</m:t>
+        </m:r>
+        <m:r>
+          <m:rPr>
+            <m:sty m:val="p"/>
+          </m:rPr>
+          <m:t>=</m:t>
+        </m:r>
+        <m:r>
+          <m:t>1</m:t>
+        </m:r>
+        <m:r>
+          <m:rPr>
+            <m:sty m:val="p"/>
+          </m:rPr>
+          <m:t>]</m:t>
+        </m:r>
+        <m:r>
+          <m:rPr>
+            <m:sty m:val="p"/>
+          </m:rPr>
+          <m:t>=</m:t>
+        </m:r>
+        <m:r>
           <m:t>7</m:t>
         </m:r>
         <m:r>
@@ -504,7 +512,7 @@
         </m:r>
       </m:oMath>
     </w:p>
-    <w:bookmarkEnd w:id="20"/>
+    <w:bookmarkEnd w:id="9"/>
     <w:p>
       <w:pPr>
         <w:pStyle w:val="BodyText"/>
@@ -624,8 +632,8 @@
         <w:t xml:space="preserve">“Use sample statistics with appropriate confidence intervals”</w:t>
       </w:r>
     </w:p>
-    <w:bookmarkEnd w:id="21"/>
-    <w:bookmarkStart w:id="22" w:name="consistency-of-estimators"/>
+    <w:bookmarkEnd w:id="10"/>
+    <w:bookmarkStart w:id="11" w:name="consistency-of-estimators"/>
     <w:p>
       <w:pPr>
         <w:pStyle w:val="Heading3"/>
@@ -681,44 +689,46 @@
               <m:grow/>
             </m:dPr>
             <m:e>
-              <m:d>
-                <m:dPr>
-                  <m:begChr m:val="|"/>
-                  <m:sepChr m:val=""/>
-                  <m:endChr m:val="|"/>
-                  <m:grow/>
-                </m:dPr>
+              <m:r>
+                <m:rPr>
+                  <m:sty m:val="p"/>
+                </m:rPr>
+                <m:t>|</m:t>
+              </m:r>
+              <m:sSub>
                 <m:e>
-                  <m:sSub>
+                  <m:acc>
+                    <m:accPr>
+                      <m:chr m:val="̂"/>
+                    </m:accPr>
                     <m:e>
-                      <m:acc>
-                        <m:accPr>
-                          <m:chr m:val="̂"/>
-                        </m:accPr>
-                        <m:e>
-                          <m:r>
-                            <m:t>θ</m:t>
-                          </m:r>
-                        </m:e>
-                      </m:acc>
+                      <m:r>
+                        <m:t>θ</m:t>
+                      </m:r>
                     </m:e>
-                    <m:sub>
-                      <m:r>
-                        <m:t>n</m:t>
-                      </m:r>
-                    </m:sub>
-                  </m:sSub>
+                  </m:acc>
+                </m:e>
+                <m:sub>
                   <m:r>
-                    <m:rPr>
-                      <m:sty m:val="p"/>
-                    </m:rPr>
-                    <m:t>−</m:t>
+                    <m:t>n</m:t>
                   </m:r>
-                  <m:r>
-                    <m:t>θ</m:t>
-                  </m:r>
-                </m:e>
-              </m:d>
+                </m:sub>
+              </m:sSub>
+              <m:r>
+                <m:rPr>
+                  <m:sty m:val="p"/>
+                </m:rPr>
+                <m:t>−</m:t>
+              </m:r>
+              <m:r>
+                <m:t>θ</m:t>
+              </m:r>
+              <m:r>
+                <m:rPr>
+                  <m:sty m:val="p"/>
+                </m:rPr>
+                <m:t>|</m:t>
+              </m:r>
               <m:r>
                 <m:rPr>
                   <m:sty m:val="p"/>
@@ -813,46 +823,48 @@
             </m:r>
           </m:e>
         </m:acc>
-        <m:d>
-          <m:dPr>
-            <m:begChr m:val="["/>
-            <m:sepChr m:val=""/>
-            <m:endChr m:val="]"/>
-            <m:grow/>
-          </m:dPr>
-          <m:e>
-            <m:r>
-              <m:t>Y</m:t>
-            </m:r>
-            <m:r>
-              <m:rPr>
-                <m:sty m:val="p"/>
-              </m:rPr>
-              <m:t>=</m:t>
-            </m:r>
-            <m:r>
-              <m:t>1</m:t>
-            </m:r>
-            <m:r>
-              <m:rPr>
-                <m:sty m:val="p"/>
-              </m:rPr>
-              <m:t>|</m:t>
-            </m:r>
-            <m:r>
-              <m:t>A</m:t>
-            </m:r>
-            <m:r>
-              <m:rPr>
-                <m:sty m:val="p"/>
-              </m:rPr>
-              <m:t>=</m:t>
-            </m:r>
-            <m:r>
-              <m:t>a</m:t>
-            </m:r>
-          </m:e>
-        </m:d>
+        <m:r>
+          <m:rPr>
+            <m:sty m:val="p"/>
+          </m:rPr>
+          <m:t>[</m:t>
+        </m:r>
+        <m:r>
+          <m:t>Y</m:t>
+        </m:r>
+        <m:r>
+          <m:rPr>
+            <m:sty m:val="p"/>
+          </m:rPr>
+          <m:t>=</m:t>
+        </m:r>
+        <m:r>
+          <m:t>1</m:t>
+        </m:r>
+        <m:r>
+          <m:rPr>
+            <m:sty m:val="p"/>
+          </m:rPr>
+          <m:t>|</m:t>
+        </m:r>
+        <m:r>
+          <m:t>A</m:t>
+        </m:r>
+        <m:r>
+          <m:rPr>
+            <m:sty m:val="p"/>
+          </m:rPr>
+          <m:t>=</m:t>
+        </m:r>
+        <m:r>
+          <m:t>a</m:t>
+        </m:r>
+        <m:r>
+          <m:rPr>
+            <m:sty m:val="p"/>
+          </m:rPr>
+          <m:t>]</m:t>
+        </m:r>
       </m:oMath>
       <w:r>
         <w:t xml:space="preserve"> </w:t>
@@ -870,53 +882,55 @@
         <m:r>
           <m:t>r</m:t>
         </m:r>
-        <m:d>
-          <m:dPr>
-            <m:begChr m:val="["/>
-            <m:sepChr m:val=""/>
-            <m:endChr m:val="]"/>
-            <m:grow/>
-          </m:dPr>
-          <m:e>
-            <m:r>
-              <m:t>Y</m:t>
-            </m:r>
-            <m:r>
-              <m:rPr>
-                <m:sty m:val="p"/>
-              </m:rPr>
-              <m:t>=</m:t>
-            </m:r>
-            <m:r>
-              <m:t>1</m:t>
-            </m:r>
-            <m:r>
-              <m:rPr>
-                <m:sty m:val="p"/>
-              </m:rPr>
-              <m:t>|</m:t>
-            </m:r>
-            <m:r>
-              <m:t>A</m:t>
-            </m:r>
-            <m:r>
-              <m:rPr>
-                <m:sty m:val="p"/>
-              </m:rPr>
-              <m:t>=</m:t>
-            </m:r>
-            <m:r>
-              <m:t>a</m:t>
-            </m:r>
-          </m:e>
-        </m:d>
+        <m:r>
+          <m:rPr>
+            <m:sty m:val="p"/>
+          </m:rPr>
+          <m:t>[</m:t>
+        </m:r>
+        <m:r>
+          <m:t>Y</m:t>
+        </m:r>
+        <m:r>
+          <m:rPr>
+            <m:sty m:val="p"/>
+          </m:rPr>
+          <m:t>=</m:t>
+        </m:r>
+        <m:r>
+          <m:t>1</m:t>
+        </m:r>
+        <m:r>
+          <m:rPr>
+            <m:sty m:val="p"/>
+          </m:rPr>
+          <m:t>|</m:t>
+        </m:r>
+        <m:r>
+          <m:t>A</m:t>
+        </m:r>
+        <m:r>
+          <m:rPr>
+            <m:sty m:val="p"/>
+          </m:rPr>
+          <m:t>=</m:t>
+        </m:r>
+        <m:r>
+          <m:t>a</m:t>
+        </m:r>
+        <m:r>
+          <m:rPr>
+            <m:sty m:val="p"/>
+          </m:rPr>
+          <m:t>]</m:t>
+        </m:r>
       </m:oMath>
       <w:r>
         <w:t xml:space="preserve">.</w:t>
       </w:r>
     </w:p>
-    <w:bookmarkEnd w:id="22"/>
-    <w:bookmarkStart w:id="23" w:name="confidence-intervals"/>
+    <w:bookmarkEnd w:id="11"/>
+    <w:bookmarkStart w:id="12" w:name="confidence-intervals"/>
     <w:p>
       <w:pPr>
         <w:pStyle w:val="Heading3"/>
@@ -1046,35 +1060,37 @@
                     </m:r>
                   </m:e>
                 </m:acc>
-                <m:d>
-                  <m:dPr>
-                    <m:begChr m:val="("/>
-                    <m:sepChr m:val=""/>
-                    <m:endChr m:val=")"/>
-                    <m:grow/>
-                  </m:dPr>
+                <m:r>
+                  <m:rPr>
+                    <m:sty m:val="p"/>
+                  </m:rPr>
+                  <m:t>(</m:t>
+                </m:r>
+                <m:r>
+                  <m:t>1</m:t>
+                </m:r>
+                <m:r>
+                  <m:rPr>
+                    <m:sty m:val="p"/>
+                  </m:rPr>
+                  <m:t>−</m:t>
+                </m:r>
+                <m:acc>
+                  <m:accPr>
+                    <m:chr m:val="̂"/>
+                  </m:accPr>
                   <m:e>
                     <m:r>
-                      <m:t>1</m:t>
+                      <m:t>p</m:t>
                     </m:r>
-                    <m:r>
-                      <m:rPr>
-                        <m:sty m:val="p"/>
-                      </m:rPr>
-                      <m:t>−</m:t>
-                    </m:r>
-                    <m:acc>
-                      <m:accPr>
-                        <m:chr m:val="̂"/>
-                      </m:accPr>
-                      <m:e>
-                        <m:r>
-                          <m:t>p</m:t>
-                        </m:r>
-                      </m:e>
-                    </m:acc>
                   </m:e>
-                </m:d>
+                </m:acc>
+                <m:r>
+                  <m:rPr>
+                    <m:sty m:val="p"/>
+                  </m:rPr>
+                  <m:t>)</m:t>
+                </m:r>
               </m:num>
               <m:den>
                 <m:r>
@@ -1258,50 +1274,54 @@
           </m:radPr>
           <m:deg/>
           <m:e>
-            <m:d>
-              <m:dPr>
-                <m:begChr m:val="("/>
-                <m:sepChr m:val=""/>
-                <m:endChr m:val=")"/>
-                <m:grow/>
-              </m:dPr>
-              <m:e>
-                <m:r>
-                  <m:t>7</m:t>
-                </m:r>
-                <m:r>
-                  <m:rPr>
-                    <m:sty m:val="p"/>
-                  </m:rPr>
-                  <m:t>/</m:t>
-                </m:r>
-                <m:r>
-                  <m:t>13</m:t>
-                </m:r>
-              </m:e>
-            </m:d>
-            <m:d>
-              <m:dPr>
-                <m:begChr m:val="("/>
-                <m:sepChr m:val=""/>
-                <m:endChr m:val=")"/>
-                <m:grow/>
-              </m:dPr>
-              <m:e>
-                <m:r>
-                  <m:t>6</m:t>
-                </m:r>
-                <m:r>
-                  <m:rPr>
-                    <m:sty m:val="p"/>
-                  </m:rPr>
-                  <m:t>/</m:t>
-                </m:r>
-                <m:r>
-                  <m:t>13</m:t>
-                </m:r>
-              </m:e>
-            </m:d>
+            <m:r>
+              <m:rPr>
+                <m:sty m:val="p"/>
+              </m:rPr>
+              <m:t>(</m:t>
+            </m:r>
+            <m:r>
+              <m:t>7</m:t>
+            </m:r>
+            <m:r>
+              <m:rPr>
+                <m:sty m:val="p"/>
+              </m:rPr>
+              <m:t>/</m:t>
+            </m:r>
+            <m:r>
+              <m:t>13</m:t>
+            </m:r>
+            <m:r>
+              <m:rPr>
+                <m:sty m:val="p"/>
+              </m:rPr>
+              <m:t>)</m:t>
+            </m:r>
+            <m:r>
+              <m:rPr>
+                <m:sty m:val="p"/>
+              </m:rPr>
+              <m:t>(</m:t>
+            </m:r>
+            <m:r>
+              <m:t>6</m:t>
+            </m:r>
+            <m:r>
+              <m:rPr>
+                <m:sty m:val="p"/>
+              </m:rPr>
+              <m:t>/</m:t>
+            </m:r>
+            <m:r>
+              <m:t>13</m:t>
+            </m:r>
+            <m:r>
+              <m:rPr>
+                <m:sty m:val="p"/>
+              </m:rPr>
+              <m:t>)</m:t>
+            </m:r>
             <m:r>
               <m:rPr>
                 <m:sty m:val="p"/>
@@ -1351,47 +1371,51 @@
         <m:r>
           <m:t>1.96</m:t>
         </m:r>
-        <m:d>
-          <m:dPr>
-            <m:begChr m:val="("/>
-            <m:sepChr m:val=""/>
-            <m:endChr m:val=")"/>
-            <m:grow/>
-          </m:dPr>
-          <m:e>
-            <m:r>
-              <m:t>0.138</m:t>
-            </m:r>
-          </m:e>
-        </m:d>
+        <m:r>
+          <m:rPr>
+            <m:sty m:val="p"/>
+          </m:rPr>
+          <m:t>(</m:t>
+        </m:r>
+        <m:r>
+          <m:t>0.138</m:t>
+        </m:r>
+        <m:r>
+          <m:rPr>
+            <m:sty m:val="p"/>
+          </m:rPr>
+          <m:t>)</m:t>
+        </m:r>
         <m:r>
           <m:rPr>
             <m:sty m:val="p"/>
           </m:rPr>
           <m:t>=</m:t>
         </m:r>
-        <m:d>
-          <m:dPr>
-            <m:begChr m:val="("/>
-            <m:sepChr m:val=""/>
-            <m:endChr m:val=")"/>
-            <m:grow/>
-          </m:dPr>
-          <m:e>
-            <m:r>
-              <m:t>0.27</m:t>
-            </m:r>
-            <m:r>
-              <m:rPr>
-                <m:sty m:val="p"/>
-              </m:rPr>
-              <m:t>,</m:t>
-            </m:r>
-            <m:r>
-              <m:t>0.81</m:t>
-            </m:r>
-          </m:e>
-        </m:d>
+        <m:r>
+          <m:rPr>
+            <m:sty m:val="p"/>
+          </m:rPr>
+          <m:t>(</m:t>
+        </m:r>
+        <m:r>
+          <m:t>0.27</m:t>
+        </m:r>
+        <m:r>
+          <m:rPr>
+            <m:sty m:val="p"/>
+          </m:rPr>
+          <m:t>,</m:t>
+        </m:r>
+        <m:r>
+          <m:t>0.81</m:t>
+        </m:r>
+        <m:r>
+          <m:rPr>
+            <m:sty m:val="p"/>
+          </m:rPr>
+          <m:t>)</m:t>
+        </m:r>
       </m:oMath>
     </w:p>
     <w:p>
@@ -1558,9 +1582,9 @@
         <w:t xml:space="preserve">: guaranteed to be valid only in large samples.</w:t>
       </w:r>
     </w:p>
-    <w:bookmarkEnd w:id="23"/>
-    <w:bookmarkEnd w:id="24"/>
-    <w:bookmarkStart w:id="28" w:name="estimation-of-causal-effects-pp.-134-136"/>
+    <w:bookmarkEnd w:id="12"/>
+    <w:bookmarkEnd w:id="13"/>
+    <w:bookmarkStart w:id="17" w:name="estimation-of-causal-effects-pp.-134-136"/>
     <w:p>
       <w:pPr>
         <w:pStyle w:val="Heading2"/>
@@ -1584,7 +1608,7 @@
         <w:t xml:space="preserve">In randomized experiments with random sampling, standard statistical methods can be used to estimate causal effects and compute confidence intervals.</w:t>
       </w:r>
     </w:p>
-    <w:bookmarkStart w:id="25" w:name="setting"/>
+    <w:bookmarkStart w:id="14" w:name="setting"/>
     <w:p>
       <w:pPr>
         <w:pStyle w:val="Heading3"/>
@@ -1658,93 +1682,97 @@
         <m:r>
           <m:t>r</m:t>
         </m:r>
-        <m:d>
-          <m:dPr>
-            <m:begChr m:val="["/>
-            <m:sepChr m:val=""/>
-            <m:endChr m:val="]"/>
-            <m:grow/>
-          </m:dPr>
-          <m:e>
-            <m:sSup>
-              <m:e>
-                <m:r>
-                  <m:t>Y</m:t>
-                </m:r>
-              </m:e>
-              <m:sup>
-                <m:r>
-                  <m:t>a</m:t>
-                </m:r>
-              </m:sup>
-            </m:sSup>
-            <m:r>
-              <m:rPr>
-                <m:sty m:val="p"/>
-              </m:rPr>
-              <m:t>=</m:t>
-            </m:r>
-            <m:r>
-              <m:t>1</m:t>
-            </m:r>
-          </m:e>
-        </m:d>
-        <m:r>
-          <m:rPr>
-            <m:sty m:val="p"/>
-          </m:rPr>
-          <m:t>=</m:t>
-        </m:r>
-        <m:r>
-          <m:t>P</m:t>
-        </m:r>
-        <m:r>
-          <m:t>r</m:t>
-        </m:r>
-        <m:d>
-          <m:dPr>
-            <m:begChr m:val="["/>
-            <m:sepChr m:val=""/>
-            <m:endChr m:val="]"/>
-            <m:grow/>
-          </m:dPr>
+        <m:r>
+          <m:rPr>
+            <m:sty m:val="p"/>
+          </m:rPr>
+          <m:t>[</m:t>
+        </m:r>
+        <m:sSup>
           <m:e>
             <m:r>
               <m:t>Y</m:t>
             </m:r>
-            <m:r>
-              <m:rPr>
-                <m:sty m:val="p"/>
-              </m:rPr>
-              <m:t>=</m:t>
-            </m:r>
-            <m:r>
-              <m:t>1</m:t>
-            </m:r>
-            <m:r>
-              <m:rPr>
-                <m:sty m:val="p"/>
-              </m:rPr>
-              <m:t>|</m:t>
-            </m:r>
-            <m:r>
-              <m:t>A</m:t>
-            </m:r>
-            <m:r>
-              <m:rPr>
-                <m:sty m:val="p"/>
-              </m:rPr>
-              <m:t>=</m:t>
-            </m:r>
+          </m:e>
+          <m:sup>
             <m:r>
               <m:t>a</m:t>
             </m:r>
-          </m:e>
-        </m:d>
+          </m:sup>
+        </m:sSup>
+        <m:r>
+          <m:rPr>
+            <m:sty m:val="p"/>
+          </m:rPr>
+          <m:t>=</m:t>
+        </m:r>
+        <m:r>
+          <m:t>1</m:t>
+        </m:r>
+        <m:r>
+          <m:rPr>
+            <m:sty m:val="p"/>
+          </m:rPr>
+          <m:t>]</m:t>
+        </m:r>
+        <m:r>
+          <m:rPr>
+            <m:sty m:val="p"/>
+          </m:rPr>
+          <m:t>=</m:t>
+        </m:r>
+        <m:r>
+          <m:t>P</m:t>
+        </m:r>
+        <m:r>
+          <m:t>r</m:t>
+        </m:r>
+        <m:r>
+          <m:rPr>
+            <m:sty m:val="p"/>
+          </m:rPr>
+          <m:t>[</m:t>
+        </m:r>
+        <m:r>
+          <m:t>Y</m:t>
+        </m:r>
+        <m:r>
+          <m:rPr>
+            <m:sty m:val="p"/>
+          </m:rPr>
+          <m:t>=</m:t>
+        </m:r>
+        <m:r>
+          <m:t>1</m:t>
+        </m:r>
+        <m:r>
+          <m:rPr>
+            <m:sty m:val="p"/>
+          </m:rPr>
+          <m:t>|</m:t>
+        </m:r>
+        <m:r>
+          <m:t>A</m:t>
+        </m:r>
+        <m:r>
+          <m:rPr>
+            <m:sty m:val="p"/>
+          </m:rPr>
+          <m:t>=</m:t>
+        </m:r>
+        <m:r>
+          <m:t>a</m:t>
+        </m:r>
+        <m:r>
+          <m:rPr>
+            <m:sty m:val="p"/>
+          </m:rPr>
+          <m:t>]</m:t>
+        </m:r>
       </m:oMath>
     </w:p>
-    <w:bookmarkEnd w:id="25"/>
-    <w:bookmarkStart w:id="26" w:name="causal-inference"/>
+    <w:bookmarkEnd w:id="14"/>
+    <w:bookmarkStart w:id="15" w:name="causal-inference"/>
     <w:p>
       <w:pPr>
         <w:pStyle w:val="Heading3"/>
@@ -1776,35 +1804,22 @@
           <m:r>
             <m:t>r</m:t>
           </m:r>
-          <m:d>
-            <m:dPr>
-              <m:begChr m:val="["/>
-              <m:sepChr m:val=""/>
-              <m:endChr m:val="]"/>
-              <m:grow/>
-            </m:dPr>
+          <m:r>
+            <m:rPr>
+              <m:sty m:val="p"/>
+            </m:rPr>
+            <m:t>[</m:t>
+          </m:r>
+          <m:sSup>
             <m:e>
-              <m:sSup>
-                <m:e>
-                  <m:r>
-                    <m:t>Y</m:t>
-                  </m:r>
-                </m:e>
-                <m:sup>
-                  <m:r>
-                    <m:t>a</m:t>
-                  </m:r>
-                  <m:r>
-                    <m:rPr>
-                      <m:sty m:val="p"/>
-                    </m:rPr>
-                    <m:t>=</m:t>
-                  </m:r>
-                  <m:r>
-                    <m:t>1</m:t>
-                  </m:r>
-                </m:sup>
-              </m:sSup>
+              <m:r>
+                <m:t>Y</m:t>
+              </m:r>
+            </m:e>
+            <m:sup>
+              <m:r>
+                <m:t>a</m:t>
+              </m:r>
               <m:r>
                 <m:rPr>
                   <m:sty m:val="p"/>
@@ -1814,8 +1829,23 @@
               <m:r>
                 <m:t>1</m:t>
               </m:r>
-            </m:e>
-          </m:d>
+            </m:sup>
+          </m:sSup>
+          <m:r>
+            <m:rPr>
+              <m:sty m:val="p"/>
+            </m:rPr>
+            <m:t>=</m:t>
+          </m:r>
+          <m:r>
+            <m:t>1</m:t>
+          </m:r>
+          <m:r>
+            <m:rPr>
+              <m:sty m:val="p"/>
+            </m:rPr>
+            <m:t>]</m:t>
+          </m:r>
           <m:r>
             <m:rPr>
               <m:sty m:val="p"/>
@@ -1828,35 +1858,22 @@
           <m:r>
             <m:t>r</m:t>
           </m:r>
-          <m:d>
-            <m:dPr>
-              <m:begChr m:val="["/>
-              <m:sepChr m:val=""/>
-              <m:endChr m:val="]"/>
-              <m:grow/>
-            </m:dPr>
+          <m:r>
+            <m:rPr>
+              <m:sty m:val="p"/>
+            </m:rPr>
+            <m:t>[</m:t>
+          </m:r>
+          <m:sSup>
             <m:e>
-              <m:sSup>
-                <m:e>
-                  <m:r>
-                    <m:t>Y</m:t>
-                  </m:r>
-                </m:e>
-                <m:sup>
-                  <m:r>
-                    <m:t>a</m:t>
-                  </m:r>
-                  <m:r>
-                    <m:rPr>
-                      <m:sty m:val="p"/>
-                    </m:rPr>
-                    <m:t>=</m:t>
-                  </m:r>
-                  <m:r>
-                    <m:t>0</m:t>
-                  </m:r>
-                </m:sup>
-              </m:sSup>
+              <m:r>
+                <m:t>Y</m:t>
+              </m:r>
+            </m:e>
+            <m:sup>
+              <m:r>
+                <m:t>a</m:t>
+              </m:r>
               <m:r>
                 <m:rPr>
                   <m:sty m:val="p"/>
@@ -1864,10 +1881,25 @@
                 <m:t>=</m:t>
               </m:r>
               <m:r>
-                <m:t>1</m:t>
+                <m:t>0</m:t>
               </m:r>
-            </m:e>
-          </m:d>
+            </m:sup>
+          </m:sSup>
+          <m:r>
+            <m:rPr>
+              <m:sty m:val="p"/>
+            </m:rPr>
+            <m:t>=</m:t>
+          </m:r>
+          <m:r>
+            <m:t>1</m:t>
+          </m:r>
+          <m:r>
+            <m:rPr>
+              <m:sty m:val="p"/>
+            </m:rPr>
+            <m:t>]</m:t>
+          </m:r>
           <m:r>
             <m:rPr>
               <m:sty m:val="p"/>
@@ -1880,46 +1912,48 @@
           <m:r>
             <m:t>r</m:t>
           </m:r>
-          <m:d>
-            <m:dPr>
-              <m:begChr m:val="["/>
-              <m:sepChr m:val=""/>
-              <m:endChr m:val="]"/>
-              <m:grow/>
-            </m:dPr>
-            <m:e>
-              <m:r>
-                <m:t>Y</m:t>
-              </m:r>
-              <m:r>
-                <m:rPr>
-                  <m:sty m:val="p"/>
-                </m:rPr>
-                <m:t>=</m:t>
-              </m:r>
-              <m:r>
-                <m:t>1</m:t>
-              </m:r>
-              <m:r>
-                <m:rPr>
-                  <m:sty m:val="p"/>
-                </m:rPr>
-                <m:t>|</m:t>
-              </m:r>
-              <m:r>
-                <m:t>A</m:t>
-              </m:r>
-              <m:r>
-                <m:rPr>
-                  <m:sty m:val="p"/>
-                </m:rPr>
-                <m:t>=</m:t>
-              </m:r>
-              <m:r>
-                <m:t>1</m:t>
-              </m:r>
-            </m:e>
-          </m:d>
+          <m:r>
+            <m:rPr>
+              <m:sty m:val="p"/>
+            </m:rPr>
+            <m:t>[</m:t>
+          </m:r>
+          <m:r>
+            <m:t>Y</m:t>
+          </m:r>
+          <m:r>
+            <m:rPr>
+              <m:sty m:val="p"/>
+            </m:rPr>
+            <m:t>=</m:t>
+          </m:r>
+          <m:r>
+            <m:t>1</m:t>
+          </m:r>
+          <m:r>
+            <m:rPr>
+              <m:sty m:val="p"/>
+            </m:rPr>
+            <m:t>|</m:t>
+          </m:r>
+          <m:r>
+            <m:t>A</m:t>
+          </m:r>
+          <m:r>
+            <m:rPr>
+              <m:sty m:val="p"/>
+            </m:rPr>
+            <m:t>=</m:t>
+          </m:r>
+          <m:r>
+            <m:t>1</m:t>
+          </m:r>
+          <m:r>
+            <m:rPr>
+              <m:sty m:val="p"/>
+            </m:rPr>
+            <m:t>]</m:t>
+          </m:r>
           <m:r>
             <m:rPr>
               <m:sty m:val="p"/>
@@ -1932,46 +1966,48 @@
           <m:r>
             <m:t>r</m:t>
           </m:r>
-          <m:d>
-            <m:dPr>
-              <m:begChr m:val="["/>
-              <m:sepChr m:val=""/>
-              <m:endChr m:val="]"/>
-              <m:grow/>
-            </m:dPr>
-            <m:e>
-              <m:r>
-                <m:t>Y</m:t>
-              </m:r>
-              <m:r>
-                <m:rPr>
-                  <m:sty m:val="p"/>
-                </m:rPr>
-                <m:t>=</m:t>
-              </m:r>
-              <m:r>
-                <m:t>1</m:t>
-              </m:r>
-              <m:r>
-                <m:rPr>
-                  <m:sty m:val="p"/>
-                </m:rPr>
-                <m:t>|</m:t>
-              </m:r>
-              <m:r>
-                <m:t>A</m:t>
-              </m:r>
-              <m:r>
-                <m:rPr>
-                  <m:sty m:val="p"/>
-                </m:rPr>
-                <m:t>=</m:t>
-              </m:r>
-              <m:r>
-                <m:t>0</m:t>
-              </m:r>
-            </m:e>
-          </m:d>
+          <m:r>
+            <m:rPr>
+              <m:sty m:val="p"/>
+            </m:rPr>
+            <m:t>[</m:t>
+          </m:r>
+          <m:r>
+            <m:t>Y</m:t>
+          </m:r>
+          <m:r>
+            <m:rPr>
+              <m:sty m:val="p"/>
+            </m:rPr>
+            <m:t>=</m:t>
+          </m:r>
+          <m:r>
+            <m:t>1</m:t>
+          </m:r>
+          <m:r>
+            <m:rPr>
+              <m:sty m:val="p"/>
+            </m:rPr>
+            <m:t>|</m:t>
+          </m:r>
+          <m:r>
+            <m:t>A</m:t>
+          </m:r>
+          <m:r>
+            <m:rPr>
+              <m:sty m:val="p"/>
+            </m:rPr>
+            <m:t>=</m:t>
+          </m:r>
+          <m:r>
+            <m:t>0</m:t>
+          </m:r>
+          <m:r>
+            <m:rPr>
+              <m:sty m:val="p"/>
+            </m:rPr>
+            <m:t>]</m:t>
+          </m:r>
         </m:oMath>
       </m:oMathPara>
     </w:p>
@@ -2018,46 +2054,48 @@
             </m:r>
           </m:e>
         </m:acc>
-        <m:d>
-          <m:dPr>
-            <m:begChr m:val="["/>
-            <m:sepChr m:val=""/>
-            <m:endChr m:val="]"/>
-            <m:grow/>
-          </m:dPr>
-          <m:e>
-            <m:r>
-              <m:t>Y</m:t>
-            </m:r>
-            <m:r>
-              <m:rPr>
-                <m:sty m:val="p"/>
-              </m:rPr>
-              <m:t>=</m:t>
-            </m:r>
-            <m:r>
-              <m:t>1</m:t>
-            </m:r>
-            <m:r>
-              <m:rPr>
-                <m:sty m:val="p"/>
-              </m:rPr>
-              <m:t>|</m:t>
-            </m:r>
-            <m:r>
-              <m:t>A</m:t>
-            </m:r>
-            <m:r>
-              <m:rPr>
-                <m:sty m:val="p"/>
-              </m:rPr>
-              <m:t>=</m:t>
-            </m:r>
-            <m:r>
-              <m:t>1</m:t>
-            </m:r>
-          </m:e>
-        </m:d>
+        <m:r>
+          <m:rPr>
+            <m:sty m:val="p"/>
+          </m:rPr>
+          <m:t>[</m:t>
+        </m:r>
+        <m:r>
+          <m:t>Y</m:t>
+        </m:r>
+        <m:r>
+          <m:rPr>
+            <m:sty m:val="p"/>
+          </m:rPr>
+          <m:t>=</m:t>
+        </m:r>
+        <m:r>
+          <m:t>1</m:t>
+        </m:r>
+        <m:r>
+          <m:rPr>
+            <m:sty m:val="p"/>
+          </m:rPr>
+          <m:t>|</m:t>
+        </m:r>
+        <m:r>
+          <m:t>A</m:t>
+        </m:r>
+        <m:r>
+          <m:rPr>
+            <m:sty m:val="p"/>
+          </m:rPr>
+          <m:t>=</m:t>
+        </m:r>
+        <m:r>
+          <m:t>1</m:t>
+        </m:r>
+        <m:r>
+          <m:rPr>
+            <m:sty m:val="p"/>
+          </m:rPr>
+          <m:t>]</m:t>
+        </m:r>
         <m:r>
           <m:rPr>
             <m:sty m:val="p"/>
@@ -2077,46 +2115,48 @@
             </m:r>
           </m:e>
         </m:acc>
-        <m:d>
-          <m:dPr>
-            <m:begChr m:val="["/>
-            <m:sepChr m:val=""/>
-            <m:endChr m:val="]"/>
-            <m:grow/>
-          </m:dPr>
-          <m:e>
-            <m:r>
-              <m:t>Y</m:t>
-            </m:r>
-            <m:r>
-              <m:rPr>
-                <m:sty m:val="p"/>
-              </m:rPr>
-              <m:t>=</m:t>
-            </m:r>
-            <m:r>
-              <m:t>1</m:t>
-            </m:r>
-            <m:r>
-              <m:rPr>
-                <m:sty m:val="p"/>
-              </m:rPr>
-              <m:t>|</m:t>
-            </m:r>
-            <m:r>
-              <m:t>A</m:t>
-            </m:r>
-            <m:r>
-              <m:rPr>
-                <m:sty m:val="p"/>
-              </m:rPr>
-              <m:t>=</m:t>
-            </m:r>
-            <m:r>
-              <m:t>0</m:t>
-            </m:r>
-          </m:e>
-        </m:d>
+        <m:r>
+          <m:rPr>
+            <m:sty m:val="p"/>
+          </m:rPr>
+          <m:t>[</m:t>
+        </m:r>
+        <m:r>
+          <m:t>Y</m:t>
+        </m:r>
+        <m:r>
+          <m:rPr>
+            <m:sty m:val="p"/>
+          </m:rPr>
+          <m:t>=</m:t>
+        </m:r>
+        <m:r>
+          <m:t>1</m:t>
+        </m:r>
+        <m:r>
+          <m:rPr>
+            <m:sty m:val="p"/>
+          </m:rPr>
+          <m:t>|</m:t>
+        </m:r>
+        <m:r>
+          <m:t>A</m:t>
+        </m:r>
+        <m:r>
+          <m:rPr>
+            <m:sty m:val="p"/>
+          </m:rPr>
+          <m:t>=</m:t>
+        </m:r>
+        <m:r>
+          <m:t>0</m:t>
+        </m:r>
+        <m:r>
+          <m:rPr>
+            <m:sty m:val="p"/>
+          </m:rPr>
+          <m:t>]</m:t>
+        </m:r>
       </m:oMath>
     </w:p>
     <w:p>
@@ -2147,46 +2187,48 @@
             </m:r>
           </m:e>
         </m:acc>
-        <m:d>
-          <m:dPr>
-            <m:begChr m:val="["/>
-            <m:sepChr m:val=""/>
-            <m:endChr m:val="]"/>
-            <m:grow/>
-          </m:dPr>
-          <m:e>
-            <m:r>
-              <m:t>Y</m:t>
-            </m:r>
-            <m:r>
-              <m:rPr>
-                <m:sty m:val="p"/>
-              </m:rPr>
-              <m:t>=</m:t>
-            </m:r>
-            <m:r>
-              <m:t>1</m:t>
-            </m:r>
-            <m:r>
-              <m:rPr>
-                <m:sty m:val="p"/>
-              </m:rPr>
-              <m:t>|</m:t>
-            </m:r>
-            <m:r>
-              <m:t>A</m:t>
-            </m:r>
-            <m:r>
-              <m:rPr>
-                <m:sty m:val="p"/>
-              </m:rPr>
-              <m:t>=</m:t>
-            </m:r>
-            <m:r>
-              <m:t>1</m:t>
-            </m:r>
-          </m:e>
-        </m:d>
+        <m:r>
+          <m:rPr>
+            <m:sty m:val="p"/>
+          </m:rPr>
+          <m:t>[</m:t>
+        </m:r>
+        <m:r>
+          <m:t>Y</m:t>
+        </m:r>
+        <m:r>
+          <m:rPr>
+            <m:sty m:val="p"/>
+          </m:rPr>
+          <m:t>=</m:t>
+        </m:r>
+        <m:r>
+          <m:t>1</m:t>
+        </m:r>
+        <m:r>
+          <m:rPr>
+            <m:sty m:val="p"/>
+          </m:rPr>
+          <m:t>|</m:t>
+        </m:r>
+        <m:r>
+          <m:t>A</m:t>
+        </m:r>
+        <m:r>
+          <m:rPr>
+            <m:sty m:val="p"/>
+          </m:rPr>
+          <m:t>=</m:t>
+        </m:r>
+        <m:r>
+          <m:t>1</m:t>
+        </m:r>
+        <m:r>
+          <m:rPr>
+            <m:sty m:val="p"/>
+          </m:rPr>
+          <m:t>]</m:t>
+        </m:r>
         <m:r>
           <m:rPr>
             <m:sty m:val="p"/>
@@ -2206,46 +2248,48 @@
             </m:r>
           </m:e>
         </m:acc>
-        <m:d>
-          <m:dPr>
-            <m:begChr m:val="["/>
-            <m:sepChr m:val=""/>
-            <m:endChr m:val="]"/>
-            <m:grow/>
-          </m:dPr>
-          <m:e>
-            <m:r>
-              <m:t>Y</m:t>
-            </m:r>
-            <m:r>
-              <m:rPr>
-                <m:sty m:val="p"/>
-              </m:rPr>
-              <m:t>=</m:t>
-            </m:r>
-            <m:r>
-              <m:t>1</m:t>
-            </m:r>
-            <m:r>
-              <m:rPr>
-                <m:sty m:val="p"/>
-              </m:rPr>
-              <m:t>|</m:t>
-            </m:r>
-            <m:r>
-              <m:t>A</m:t>
-            </m:r>
-            <m:r>
-              <m:rPr>
-                <m:sty m:val="p"/>
-              </m:rPr>
-              <m:t>=</m:t>
-            </m:r>
-            <m:r>
-              <m:t>0</m:t>
-            </m:r>
-          </m:e>
-        </m:d>
+        <m:r>
+          <m:rPr>
+            <m:sty m:val="p"/>
+          </m:rPr>
+          <m:t>[</m:t>
+        </m:r>
+        <m:r>
+          <m:t>Y</m:t>
+        </m:r>
+        <m:r>
+          <m:rPr>
+            <m:sty m:val="p"/>
+          </m:rPr>
+          <m:t>=</m:t>
+        </m:r>
+        <m:r>
+          <m:t>1</m:t>
+        </m:r>
+        <m:r>
+          <m:rPr>
+            <m:sty m:val="p"/>
+          </m:rPr>
+          <m:t>|</m:t>
+        </m:r>
+        <m:r>
+          <m:t>A</m:t>
+        </m:r>
+        <m:r>
+          <m:rPr>
+            <m:sty m:val="p"/>
+          </m:rPr>
+          <m:t>=</m:t>
+        </m:r>
+        <m:r>
+          <m:t>0</m:t>
+        </m:r>
+        <m:r>
+          <m:rPr>
+            <m:sty m:val="p"/>
+          </m:rPr>
+          <m:t>]</m:t>
+        </m:r>
       </m:oMath>
     </w:p>
     <w:p>
@@ -2387,8 +2431,8 @@
         <w:t xml:space="preserve">: We typically assume a super-population exists and use standard statistical methods.</w:t>
       </w:r>
     </w:p>
-    <w:bookmarkEnd w:id="26"/>
-    <w:bookmarkStart w:id="27" w:name="observational-studies"/>
+    <w:bookmarkEnd w:id="15"/>
+    <w:bookmarkStart w:id="16" w:name="observational-studies"/>
     <w:p>
       <w:pPr>
         <w:pStyle w:val="Heading3"/>
@@ -2502,9 +2546,9 @@
         <w:t xml:space="preserve">Both require handling random variability through confidence intervals.</w:t>
       </w:r>
     </w:p>
-    <w:bookmarkEnd w:id="27"/>
-    <w:bookmarkEnd w:id="28"/>
-    <w:bookmarkStart w:id="32" w:name="Xb6f9f8caf4f9e85d129c9a830a95ae6fb34f129"/>
+    <w:bookmarkEnd w:id="16"/>
+    <w:bookmarkEnd w:id="17"/>
+    <w:bookmarkStart w:id="21" w:name="Xb6f9f8caf4f9e85d129c9a830a95ae6fb34f129"/>
     <w:p>
       <w:pPr>
         <w:pStyle w:val="Heading2"/>
@@ -2540,7 +2584,7 @@
         <w:t xml:space="preserve">is a useful fiction that allows us to apply statistical methods, but it raises important questions about the sources of randomness.</w:t>
       </w:r>
     </w:p>
-    <w:bookmarkStart w:id="29" w:name="two-sources-of-randomness"/>
+    <w:bookmarkStart w:id="18" w:name="two-sources-of-randomness"/>
     <w:p>
       <w:pPr>
         <w:pStyle w:val="Heading3"/>
@@ -2587,8 +2631,8 @@
         <w:t xml:space="preserve">: Intrinsic randomness in outcomes even with fixed treatment and covariates</w:t>
       </w:r>
     </w:p>
-    <w:bookmarkEnd w:id="29"/>
-    <w:bookmarkStart w:id="30" w:name="X36cb3af2cbe119e3e05e1a50b2381ac93ff12e0"/>
+    <w:bookmarkEnd w:id="18"/>
+    <w:bookmarkStart w:id="19" w:name="X36cb3af2cbe119e3e05e1a50b2381ac93ff12e0"/>
     <w:p>
       <w:pPr>
         <w:pStyle w:val="Heading3"/>
@@ -2623,46 +2667,48 @@
         <m:r>
           <m:t>r</m:t>
         </m:r>
-        <m:d>
-          <m:dPr>
-            <m:begChr m:val="["/>
-            <m:sepChr m:val=""/>
-            <m:endChr m:val="]"/>
-            <m:grow/>
-          </m:dPr>
-          <m:e>
-            <m:r>
-              <m:t>Y</m:t>
-            </m:r>
-            <m:r>
-              <m:rPr>
-                <m:sty m:val="p"/>
-              </m:rPr>
-              <m:t>=</m:t>
-            </m:r>
-            <m:r>
-              <m:t>1</m:t>
-            </m:r>
-            <m:r>
-              <m:rPr>
-                <m:sty m:val="p"/>
-              </m:rPr>
-              <m:t>|</m:t>
-            </m:r>
-            <m:r>
-              <m:t>A</m:t>
-            </m:r>
-            <m:r>
-              <m:rPr>
-                <m:sty m:val="p"/>
-              </m:rPr>
-              <m:t>=</m:t>
-            </m:r>
-            <m:r>
-              <m:t>a</m:t>
-            </m:r>
-          </m:e>
-        </m:d>
+        <m:r>
+          <m:rPr>
+            <m:sty m:val="p"/>
+          </m:rPr>
+          <m:t>[</m:t>
+        </m:r>
+        <m:r>
+          <m:t>Y</m:t>
+        </m:r>
+        <m:r>
+          <m:rPr>
+            <m:sty m:val="p"/>
+          </m:rPr>
+          <m:t>=</m:t>
+        </m:r>
+        <m:r>
+          <m:t>1</m:t>
+        </m:r>
+        <m:r>
+          <m:rPr>
+            <m:sty m:val="p"/>
+          </m:rPr>
+          <m:t>|</m:t>
+        </m:r>
+        <m:r>
+          <m:t>A</m:t>
+        </m:r>
+        <m:r>
+          <m:rPr>
+            <m:sty m:val="p"/>
+          </m:rPr>
+          <m:t>=</m:t>
+        </m:r>
+        <m:r>
+          <m:t>a</m:t>
+        </m:r>
+        <m:r>
+          <m:rPr>
+            <m:sty m:val="p"/>
+          </m:rPr>
+          <m:t>]</m:t>
+        </m:r>
       </m:oMath>
       <w:r>
         <w:t xml:space="preserve"> </w:t>
@@ -2989,8 +3035,8 @@
         <w:t xml:space="preserve">Some authors prefer inference based solely on the randomization of treatment within the observed sample, without invoking a super-population. This approach has different technical requirements.</w:t>
       </w:r>
     </w:p>
-    <w:bookmarkEnd w:id="30"/>
-    <w:bookmarkStart w:id="31" w:name="practical-implications"/>
+    <w:bookmarkEnd w:id="19"/>
+    <w:bookmarkStart w:id="20" w:name="practical-implications"/>
     <w:p>
       <w:pPr>
         <w:pStyle w:val="Heading3"/>
@@ -3051,9 +3097,9 @@
         <w:t xml:space="preserve">This practice is justified by the convenience and familiarity of standard methods, though it requires careful interpretation.</w:t>
       </w:r>
     </w:p>
-    <w:bookmarkEnd w:id="31"/>
-    <w:bookmarkEnd w:id="32"/>
-    <w:bookmarkStart w:id="35" w:name="the-conditionality-principle-pp.-139-140"/>
+    <w:bookmarkEnd w:id="20"/>
+    <w:bookmarkEnd w:id="21"/>
+    <w:bookmarkStart w:id="24" w:name="the-conditionality-principle-pp.-139-140"/>
     <w:p>
       <w:pPr>
         <w:pStyle w:val="Heading2"/>
@@ -3077,7 +3123,7 @@
         <w:t xml:space="preserve">When should we condition on variables when computing causal effects and their standard errors?</w:t>
       </w:r>
     </w:p>
-    <w:bookmarkStart w:id="33" w:name="the-principle"/>
+    <w:bookmarkStart w:id="22" w:name="the-principle"/>
     <w:p>
       <w:pPr>
         <w:pStyle w:val="Heading3"/>
@@ -3157,8 +3203,8 @@
         <w:t xml:space="preserve">when computing estimates and standard errors without affecting validity.</w:t>
       </w:r>
     </w:p>
-    <w:bookmarkEnd w:id="33"/>
-    <w:bookmarkStart w:id="34" w:name="applications"/>
+    <w:bookmarkEnd w:id="22"/>
+    <w:bookmarkStart w:id="23" w:name="applications"/>
     <w:p>
       <w:pPr>
         <w:pStyle w:val="Heading3"/>
@@ -3599,9 +3645,9 @@
         <w:t xml:space="preserve">In randomized trials, pre-specify baseline covariates to adjust for. This improves efficiency without cherry-picking.</w:t>
       </w:r>
     </w:p>
-    <w:bookmarkEnd w:id="34"/>
-    <w:bookmarkEnd w:id="35"/>
-    <w:bookmarkStart w:id="39" w:name="the-curse-of-dimensionality-pp.-140-142"/>
+    <w:bookmarkEnd w:id="23"/>
+    <w:bookmarkEnd w:id="24"/>
+    <w:bookmarkStart w:id="28" w:name="the-curse-of-dimensionality-pp.-140-142"/>
     <w:p>
       <w:pPr>
         <w:pStyle w:val="Heading2"/>
@@ -3638,7 +3684,7 @@
         <w:t xml:space="preserve">.</w:t>
       </w:r>
     </w:p>
-    <w:bookmarkStart w:id="36" w:name="the-problem"/>
+    <w:bookmarkStart w:id="25" w:name="the-problem"/>
     <w:p>
       <w:pPr>
         <w:pStyle w:val="Heading3"/>
@@ -3789,8 +3835,8 @@
         <w:t xml:space="preserve">: Cannot stratify on so many variables simultaneously</w:t>
       </w:r>
     </w:p>
-    <w:bookmarkEnd w:id="36"/>
-    <w:bookmarkStart w:id="37" w:name="the-solution-parametric-models"/>
+    <w:bookmarkEnd w:id="25"/>
+    <w:bookmarkStart w:id="26" w:name="the-solution-parametric-models"/>
     <w:p>
       <w:pPr>
         <w:pStyle w:val="Heading3"/>
@@ -3845,46 +3891,48 @@
         <m:r>
           <m:t>r</m:t>
         </m:r>
-        <m:d>
-          <m:dPr>
-            <m:begChr m:val="["/>
-            <m:sepChr m:val=""/>
-            <m:endChr m:val="]"/>
-            <m:grow/>
-          </m:dPr>
-          <m:e>
-            <m:r>
-              <m:t>Y</m:t>
-            </m:r>
-            <m:r>
-              <m:rPr>
-                <m:sty m:val="p"/>
-              </m:rPr>
-              <m:t>=</m:t>
-            </m:r>
-            <m:r>
-              <m:t>1</m:t>
-            </m:r>
-            <m:r>
-              <m:rPr>
-                <m:sty m:val="p"/>
-              </m:rPr>
-              <m:t>|</m:t>
-            </m:r>
-            <m:r>
-              <m:t>A</m:t>
-            </m:r>
-            <m:r>
-              <m:rPr>
-                <m:sty m:val="p"/>
-              </m:rPr>
-              <m:t>,</m:t>
-            </m:r>
-            <m:r>
-              <m:t>L</m:t>
-            </m:r>
-          </m:e>
-        </m:d>
+        <m:r>
+          <m:rPr>
+            <m:sty m:val="p"/>
+          </m:rPr>
+          <m:t>[</m:t>
+        </m:r>
+        <m:r>
+          <m:t>Y</m:t>
+        </m:r>
+        <m:r>
+          <m:rPr>
+            <m:sty m:val="p"/>
+          </m:rPr>
+          <m:t>=</m:t>
+        </m:r>
+        <m:r>
+          <m:t>1</m:t>
+        </m:r>
+        <m:r>
+          <m:rPr>
+            <m:sty m:val="p"/>
+          </m:rPr>
+          <m:t>|</m:t>
+        </m:r>
+        <m:r>
+          <m:t>A</m:t>
+        </m:r>
+        <m:r>
+          <m:rPr>
+            <m:sty m:val="p"/>
+          </m:rPr>
+          <m:t>,</m:t>
+        </m:r>
+        <m:r>
+          <m:t>L</m:t>
+        </m:r>
+        <m:r>
+          <m:rPr>
+            <m:sty m:val="p"/>
+          </m:rPr>
+          <m:t>]</m:t>
+        </m:r>
         <m:r>
           <m:rPr>
             <m:sty m:val="p"/>
@@ -3965,37 +4013,39 @@
         <m:r>
           <m:t>E</m:t>
         </m:r>
-        <m:d>
-          <m:dPr>
-            <m:begChr m:val="["/>
-            <m:sepChr m:val=""/>
-            <m:endChr m:val="]"/>
-            <m:grow/>
-          </m:dPr>
-          <m:e>
-            <m:r>
-              <m:t>Y</m:t>
-            </m:r>
-            <m:r>
-              <m:rPr>
-                <m:sty m:val="p"/>
-              </m:rPr>
-              <m:t>|</m:t>
-            </m:r>
-            <m:r>
-              <m:t>A</m:t>
-            </m:r>
-            <m:r>
-              <m:rPr>
-                <m:sty m:val="p"/>
-              </m:rPr>
-              <m:t>,</m:t>
-            </m:r>
-            <m:r>
-              <m:t>L</m:t>
-            </m:r>
-          </m:e>
-        </m:d>
+        <m:r>
+          <m:rPr>
+            <m:sty m:val="p"/>
+          </m:rPr>
+          <m:t>[</m:t>
+        </m:r>
+        <m:r>
+          <m:t>Y</m:t>
+        </m:r>
+        <m:r>
+          <m:rPr>
+            <m:sty m:val="p"/>
+          </m:rPr>
+          <m:t>|</m:t>
+        </m:r>
+        <m:r>
+          <m:t>A</m:t>
+        </m:r>
+        <m:r>
+          <m:rPr>
+            <m:sty m:val="p"/>
+          </m:rPr>
+          <m:t>,</m:t>
+        </m:r>
+        <m:r>
+          <m:t>L</m:t>
+        </m:r>
+        <m:r>
+          <m:rPr>
+            <m:sty m:val="p"/>
+          </m:rPr>
+          <m:t>]</m:t>
+        </m:r>
         <m:r>
           <m:rPr>
             <m:sty m:val="p"/>
@@ -4370,37 +4420,39 @@
         <m:r>
           <m:t>E</m:t>
         </m:r>
-        <m:d>
-          <m:dPr>
-            <m:begChr m:val="["/>
-            <m:sepChr m:val=""/>
-            <m:endChr m:val="]"/>
-            <m:grow/>
-          </m:dPr>
-          <m:e>
-            <m:r>
-              <m:t>Y</m:t>
-            </m:r>
-            <m:r>
-              <m:rPr>
-                <m:sty m:val="p"/>
-              </m:rPr>
-              <m:t>|</m:t>
-            </m:r>
-            <m:r>
-              <m:t>A</m:t>
-            </m:r>
-            <m:r>
-              <m:rPr>
-                <m:sty m:val="p"/>
-              </m:rPr>
-              <m:t>,</m:t>
-            </m:r>
-            <m:r>
-              <m:t>L</m:t>
-            </m:r>
-          </m:e>
-        </m:d>
+        <m:r>
+          <m:rPr>
+            <m:sty m:val="p"/>
+          </m:rPr>
+          <m:t>[</m:t>
+        </m:r>
+        <m:r>
+          <m:t>Y</m:t>
+        </m:r>
+        <m:r>
+          <m:rPr>
+            <m:sty m:val="p"/>
+          </m:rPr>
+          <m:t>|</m:t>
+        </m:r>
+        <m:r>
+          <m:t>A</m:t>
+        </m:r>
+        <m:r>
+          <m:rPr>
+            <m:sty m:val="p"/>
+          </m:rPr>
+          <m:t>,</m:t>
+        </m:r>
+        <m:r>
+          <m:t>L</m:t>
+        </m:r>
+        <m:r>
+          <m:rPr>
+            <m:sty m:val="p"/>
+          </m:rPr>
+          <m:t>]</m:t>
+        </m:r>
       </m:oMath>
       <w:r>
         <w:t xml:space="preserve"> </w:t>
@@ -4447,28 +4499,30 @@
         <m:r>
           <m:t>r</m:t>
         </m:r>
-        <m:d>
-          <m:dPr>
-            <m:begChr m:val="["/>
-            <m:sepChr m:val=""/>
-            <m:endChr m:val="]"/>
-            <m:grow/>
-          </m:dPr>
-          <m:e>
-            <m:r>
-              <m:t>A</m:t>
-            </m:r>
-            <m:r>
-              <m:rPr>
-                <m:sty m:val="p"/>
-              </m:rPr>
-              <m:t>|</m:t>
-            </m:r>
-            <m:r>
-              <m:t>L</m:t>
-            </m:r>
-          </m:e>
-        </m:d>
+        <m:r>
+          <m:rPr>
+            <m:sty m:val="p"/>
+          </m:rPr>
+          <m:t>[</m:t>
+        </m:r>
+        <m:r>
+          <m:t>A</m:t>
+        </m:r>
+        <m:r>
+          <m:rPr>
+            <m:sty m:val="p"/>
+          </m:rPr>
+          <m:t>|</m:t>
+        </m:r>
+        <m:r>
+          <m:t>L</m:t>
+        </m:r>
+        <m:r>
+          <m:rPr>
+            <m:sty m:val="p"/>
+          </m:rPr>
+          <m:t>]</m:t>
+        </m:r>
       </m:oMath>
       <w:r>
         <w:t xml:space="preserve"> </w:t>
@@ -4503,8 +4557,8 @@
         <w:t xml:space="preserve">Matching: Need to find matches for all covariate patterns</w:t>
       </w:r>
     </w:p>
-    <w:bookmarkEnd w:id="37"/>
-    <w:bookmarkStart w:id="38" w:name="why-this-matters-for-part-ii"/>
+    <w:bookmarkEnd w:id="26"/>
+    <w:bookmarkStart w:id="27" w:name="why-this-matters-for-part-ii"/>
     <w:p>
       <w:pPr>
         <w:pStyle w:val="Heading3"/>
@@ -4565,9 +4619,9 @@
         <w:t xml:space="preserve">Understanding the curse of dimensionality motivates the need for these modeling approaches.</w:t>
       </w:r>
     </w:p>
-    <w:bookmarkEnd w:id="38"/>
-    <w:bookmarkEnd w:id="39"/>
-    <w:bookmarkStart w:id="40" w:name="summary"/>
+    <w:bookmarkEnd w:id="27"/>
+    <w:bookmarkEnd w:id="28"/>
+    <w:bookmarkStart w:id="29" w:name="summary"/>
     <w:p>
       <w:pPr>
         <w:pStyle w:val="Heading2"/>
@@ -5132,8 +5186,8 @@
         <w:t xml:space="preserve">In practice, we almost always need models. The question is not whether to make assumptions, but which assumptions to make and how to assess their plausibility.</w:t>
       </w:r>
     </w:p>
-    <w:bookmarkEnd w:id="40"/>
-    <w:bookmarkStart w:id="44" w:name="references"/>
+    <w:bookmarkEnd w:id="29"/>
+    <w:bookmarkStart w:id="33" w:name="references"/>
     <w:p>
       <w:pPr>
         <w:pStyle w:val="Heading2"/>
@@ -5149,8 +5203,8 @@
         </w:pict>
       </w:r>
     </w:p>
-    <w:bookmarkStart w:id="43" w:name="refs"/>
-    <w:bookmarkStart w:id="42" w:name="ref-hernan2020causal"/>
+    <w:bookmarkStart w:id="32" w:name="refs"/>
+    <w:bookmarkStart w:id="31" w:name="ref-hernan2020causal"/>
     <w:p>
       <w:pPr>
         <w:pStyle w:val="Bibliography"/>
@@ -5169,12 +5223,12 @@
         <w:t xml:space="preserve">Causal Inference: What If</w:t>
       </w:r>
       <w:r>
-        <w:t xml:space="preserve">. Boca Raton: Chapman &amp; Hall/CRC.</w:t>
-      </w:r>
-      <w:r>
-        <w:t xml:space="preserve"> </w:t>
-      </w:r>
-      <w:hyperlink r:id="rId41">
+        <w:t xml:space="preserve">. Chapman &amp; Hall/CRC.</w:t>
+      </w:r>
+      <w:r>
+        <w:t xml:space="preserve"> </w:t>
+      </w:r>
+      <w:hyperlink r:id="rId30">
         <w:r>
           <w:rPr>
             <w:rStyle w:val="Hyperlink"/>
@@ -5186,9 +5240,9 @@
         <w:t xml:space="preserve">.</w:t>
       </w:r>
     </w:p>
-    <w:bookmarkEnd w:id="42"/>
-    <w:bookmarkEnd w:id="43"/>
-    <w:bookmarkEnd w:id="44"/>
+    <w:bookmarkEnd w:id="31"/>
+    <w:bookmarkEnd w:id="32"/>
+    <w:bookmarkEnd w:id="33"/>
     <w:sectPr>
       <w:footnotePr>
         <w:numRestart w:val="eachSect"/>
@@ -5831,10 +5885,10 @@
   <w:docDefaults>
     <w:rPrDefault>
       <w:rPr>
-        <w:rFonts w:asciiTheme="minorHAnsi" w:cstheme="minorBidi" w:eastAsiaTheme="minorHAnsi" w:hAnsiTheme="minorHAnsi"/>
+        <w:rFonts w:asciiTheme="minorHAnsi" w:cstheme="minorBidi" w:eastAsiaTheme="minorEastAsia" w:hAnsiTheme="minorHAnsi"/>
         <w:sz w:val="24"/>
         <w:szCs w:val="24"/>
-        <w:lang w:bidi="ar-SA" w:eastAsia="en-US" w:val="en-US"/>
+        <w:lang w:bidi="ar-SA" w:eastAsia="zh-CN" w:val="en-US"/>
       </w:rPr>
     </w:rPrDefault>
     <w:pPrDefault>
@@ -6375,13 +6429,6 @@
       </w:tblCellMar>
     </w:tblPr>
     <w:tblStylePr w:type="firstRow">
-      <w:tblPr>
-        <w:jc w:val="left"/>
-        <w:tblInd w:type="dxa" w:w="0"/>
-      </w:tblPr>
-      <w:trPr>
-        <w:jc w:val="left"/>
-      </w:trPr>
       <w:tcPr>
         <w:tcBorders>
           <w:bottom w:val="single"/>

--- a/chapters/10-random-variability.docx
+++ b/chapters/10-random-variability.docx
@@ -256,263 +256,300 @@
         <w:t xml:space="preserve">: The numerical value obtained by applying the estimator to a particular sample (a point estimate).</w:t>
       </w:r>
     </w:p>
-    <w:bookmarkStart w:id="9" w:name="exm-estimator"/>
-    <w:p>
-      <w:pPr>
-        <w:pStyle w:val="BodyText"/>
-      </w:pPr>
-      <w:r>
-        <w:rPr>
-          <w:b/>
-          <w:bCs/>
-        </w:rPr>
-        <w:t xml:space="preserve">Example 1 (Sample Proportion as an Estimator)</w:t>
-      </w:r>
-      <w:r>
-        <w:t xml:space="preserve"> </w:t>
-      </w:r>
-      <w:r>
-        <w:rPr>
-          <w:b/>
-          <w:bCs/>
-        </w:rPr>
-        <w:t xml:space="preserve">Estimand</w:t>
-      </w:r>
-      <w:r>
-        <w:t xml:space="preserve">: Super-population risk</w:t>
-      </w:r>
-      <w:r>
-        <w:t xml:space="preserve"> </w:t>
-      </w:r>
-      <m:oMath>
-        <m:r>
-          <m:t>P</m:t>
-        </m:r>
-        <m:r>
-          <m:t>r</m:t>
-        </m:r>
-        <m:r>
-          <m:rPr>
-            <m:sty m:val="p"/>
-          </m:rPr>
-          <m:t>[</m:t>
-        </m:r>
-        <m:r>
-          <m:t>Y</m:t>
-        </m:r>
-        <m:r>
-          <m:rPr>
-            <m:sty m:val="p"/>
-          </m:rPr>
-          <m:t>=</m:t>
-        </m:r>
-        <m:r>
-          <m:t>1</m:t>
-        </m:r>
-        <m:r>
-          <m:rPr>
-            <m:sty m:val="p"/>
-          </m:rPr>
-          <m:t>|</m:t>
-        </m:r>
-        <m:r>
-          <m:t>A</m:t>
-        </m:r>
-        <m:r>
-          <m:rPr>
-            <m:sty m:val="p"/>
-          </m:rPr>
-          <m:t>=</m:t>
-        </m:r>
-        <m:r>
-          <m:t>1</m:t>
-        </m:r>
-        <m:r>
-          <m:rPr>
-            <m:sty m:val="p"/>
-          </m:rPr>
-          <m:t>]</m:t>
-        </m:r>
-      </m:oMath>
-    </w:p>
-    <w:p>
-      <w:pPr>
-        <w:pStyle w:val="BodyText"/>
-      </w:pPr>
-      <w:r>
-        <w:rPr>
-          <w:b/>
-          <w:bCs/>
-        </w:rPr>
-        <w:t xml:space="preserve">Estimator</w:t>
-      </w:r>
-      <w:r>
-        <w:t xml:space="preserve">: Sample proportion</w:t>
-      </w:r>
-      <w:r>
-        <w:t xml:space="preserve"> </w:t>
-      </w:r>
-      <m:oMath>
-        <m:acc>
-          <m:accPr>
-            <m:chr m:val="̂"/>
-          </m:accPr>
-          <m:e>
-            <m:r>
-              <m:t>P</m:t>
-            </m:r>
-            <m:r>
-              <m:t>r</m:t>
-            </m:r>
-          </m:e>
-        </m:acc>
-        <m:r>
-          <m:rPr>
-            <m:sty m:val="p"/>
-          </m:rPr>
-          <m:t>[</m:t>
-        </m:r>
-        <m:r>
-          <m:t>Y</m:t>
-        </m:r>
-        <m:r>
-          <m:rPr>
-            <m:sty m:val="p"/>
-          </m:rPr>
-          <m:t>=</m:t>
-        </m:r>
-        <m:r>
-          <m:t>1</m:t>
-        </m:r>
-        <m:r>
-          <m:rPr>
-            <m:sty m:val="p"/>
-          </m:rPr>
-          <m:t>|</m:t>
-        </m:r>
-        <m:r>
-          <m:t>A</m:t>
-        </m:r>
-        <m:r>
-          <m:rPr>
-            <m:sty m:val="p"/>
-          </m:rPr>
-          <m:t>=</m:t>
-        </m:r>
-        <m:r>
-          <m:t>1</m:t>
-        </m:r>
-        <m:r>
-          <m:rPr>
-            <m:sty m:val="p"/>
-          </m:rPr>
-          <m:t>]</m:t>
-        </m:r>
-      </m:oMath>
-    </w:p>
-    <w:p>
-      <w:pPr>
-        <w:pStyle w:val="BodyText"/>
-      </w:pPr>
-      <w:r>
-        <w:rPr>
-          <w:b/>
-          <w:bCs/>
-        </w:rPr>
-        <w:t xml:space="preserve">Estimate</w:t>
-      </w:r>
-      <w:r>
-        <w:t xml:space="preserve">: From our 20-person study,</w:t>
-      </w:r>
-      <w:r>
-        <w:t xml:space="preserve"> </w:t>
-      </w:r>
-      <m:oMath>
-        <m:acc>
-          <m:accPr>
-            <m:chr m:val="̂"/>
-          </m:accPr>
-          <m:e>
-            <m:r>
-              <m:t>P</m:t>
-            </m:r>
-            <m:r>
-              <m:t>r</m:t>
-            </m:r>
-          </m:e>
-        </m:acc>
-        <m:r>
-          <m:rPr>
-            <m:sty m:val="p"/>
-          </m:rPr>
-          <m:t>[</m:t>
-        </m:r>
-        <m:r>
-          <m:t>Y</m:t>
-        </m:r>
-        <m:r>
-          <m:rPr>
-            <m:sty m:val="p"/>
-          </m:rPr>
-          <m:t>=</m:t>
-        </m:r>
-        <m:r>
-          <m:t>1</m:t>
-        </m:r>
-        <m:r>
-          <m:rPr>
-            <m:sty m:val="p"/>
-          </m:rPr>
-          <m:t>|</m:t>
-        </m:r>
-        <m:r>
-          <m:t>A</m:t>
-        </m:r>
-        <m:r>
-          <m:rPr>
-            <m:sty m:val="p"/>
-          </m:rPr>
-          <m:t>=</m:t>
-        </m:r>
-        <m:r>
-          <m:t>1</m:t>
-        </m:r>
-        <m:r>
-          <m:rPr>
-            <m:sty m:val="p"/>
-          </m:rPr>
-          <m:t>]</m:t>
-        </m:r>
-        <m:r>
-          <m:rPr>
-            <m:sty m:val="p"/>
-          </m:rPr>
-          <m:t>=</m:t>
-        </m:r>
-        <m:r>
-          <m:t>7</m:t>
-        </m:r>
-        <m:r>
-          <m:rPr>
-            <m:sty m:val="p"/>
-          </m:rPr>
-          <m:t>/</m:t>
-        </m:r>
-        <m:r>
-          <m:t>13</m:t>
-        </m:r>
-        <m:r>
-          <m:rPr>
-            <m:sty m:val="p"/>
-          </m:rPr>
-          <m:t>≈</m:t>
-        </m:r>
-        <m:r>
-          <m:t>0.54</m:t>
-        </m:r>
-      </m:oMath>
-    </w:p>
-    <w:bookmarkEnd w:id="9"/>
+    <w:tbl>
+      <w:tblPr>
+        <w:tblStyle w:val="Table"/>
+        <w:tblInd w:w="164" w:type="dxa"/>
+        <w:tblBorders>
+          <w:left w:val="single" w:sz="24" w:space="0" w:color="909090"/>
+        </w:tblBorders>
+        <w:tblCellMar>
+          <w:left w:w="0" w:type="dxa"/>
+          <w:right w:w="0" w:type="dxa"/>
+        </w:tblCellMar>
+        <w:tblLook w:firstRow="0" w:lastRow="0" w:firstColumn="0" w:lastColumn="0" w:noHBand="0" w:noVBand="0" w:val="0000"/>
+      </w:tblPr>
+      <w:tblGrid>
+        <w:gridCol w:w="7920"/>
+      </w:tblGrid>
+      <w:tr>
+        <w:trPr>
+          <w:cantSplit/>
+        </w:trPr>
+        <w:tc>
+          <w:tcPr>
+            <w:tcMar>
+              <w:left w:w="144" w:type="dxa"/>
+            </w:tcMar>
+          </w:tcPr>
+          <w:p>
+            <w:pPr>
+              <w:pStyle w:val="BodyText"/>
+            </w:pPr>
+            <w:pPr>
+              <w:spacing w:before="16" w:after="64"/>
+            </w:pPr>
+          </w:p>
+          <w:bookmarkStart w:id="9" w:name="exm-estimator"/>
+          <w:p>
+            <w:pPr>
+              <w:pStyle w:val="BodyText"/>
+            </w:pPr>
+            <w:r>
+              <w:rPr>
+                <w:b/>
+                <w:bCs/>
+              </w:rPr>
+              <w:t xml:space="preserve">Example 1 (Sample Proportion as an Estimator)</w:t>
+            </w:r>
+            <w:r>
+              <w:t xml:space="preserve"> </w:t>
+            </w:r>
+            <w:r>
+              <w:rPr>
+                <w:b/>
+                <w:bCs/>
+              </w:rPr>
+              <w:t xml:space="preserve">Estimand</w:t>
+            </w:r>
+            <w:r>
+              <w:t xml:space="preserve">: Super-population risk</w:t>
+            </w:r>
+            <w:r>
+              <w:t xml:space="preserve"> </w:t>
+            </w:r>
+            <m:oMath>
+              <m:r>
+                <m:t>P</m:t>
+              </m:r>
+              <m:r>
+                <m:t>r</m:t>
+              </m:r>
+              <m:r>
+                <m:rPr>
+                  <m:sty m:val="p"/>
+                </m:rPr>
+                <m:t>[</m:t>
+              </m:r>
+              <m:r>
+                <m:t>Y</m:t>
+              </m:r>
+              <m:r>
+                <m:rPr>
+                  <m:sty m:val="p"/>
+                </m:rPr>
+                <m:t>=</m:t>
+              </m:r>
+              <m:r>
+                <m:t>1</m:t>
+              </m:r>
+              <m:r>
+                <m:rPr>
+                  <m:sty m:val="p"/>
+                </m:rPr>
+                <m:t>|</m:t>
+              </m:r>
+              <m:r>
+                <m:t>A</m:t>
+              </m:r>
+              <m:r>
+                <m:rPr>
+                  <m:sty m:val="p"/>
+                </m:rPr>
+                <m:t>=</m:t>
+              </m:r>
+              <m:r>
+                <m:t>1</m:t>
+              </m:r>
+              <m:r>
+                <m:rPr>
+                  <m:sty m:val="p"/>
+                </m:rPr>
+                <m:t>]</m:t>
+              </m:r>
+            </m:oMath>
+          </w:p>
+          <w:p>
+            <w:pPr>
+              <w:pStyle w:val="BodyText"/>
+            </w:pPr>
+            <w:r>
+              <w:rPr>
+                <w:b/>
+                <w:bCs/>
+              </w:rPr>
+              <w:t xml:space="preserve">Estimator</w:t>
+            </w:r>
+            <w:r>
+              <w:t xml:space="preserve">: Sample proportion</w:t>
+            </w:r>
+            <w:r>
+              <w:t xml:space="preserve"> </w:t>
+            </w:r>
+            <m:oMath>
+              <m:acc>
+                <m:accPr>
+                  <m:chr m:val="̂"/>
+                </m:accPr>
+                <m:e>
+                  <m:r>
+                    <m:t>P</m:t>
+                  </m:r>
+                  <m:r>
+                    <m:t>r</m:t>
+                  </m:r>
+                </m:e>
+              </m:acc>
+              <m:r>
+                <m:rPr>
+                  <m:sty m:val="p"/>
+                </m:rPr>
+                <m:t>[</m:t>
+              </m:r>
+              <m:r>
+                <m:t>Y</m:t>
+              </m:r>
+              <m:r>
+                <m:rPr>
+                  <m:sty m:val="p"/>
+                </m:rPr>
+                <m:t>=</m:t>
+              </m:r>
+              <m:r>
+                <m:t>1</m:t>
+              </m:r>
+              <m:r>
+                <m:rPr>
+                  <m:sty m:val="p"/>
+                </m:rPr>
+                <m:t>|</m:t>
+              </m:r>
+              <m:r>
+                <m:t>A</m:t>
+              </m:r>
+              <m:r>
+                <m:rPr>
+                  <m:sty m:val="p"/>
+                </m:rPr>
+                <m:t>=</m:t>
+              </m:r>
+              <m:r>
+                <m:t>1</m:t>
+              </m:r>
+              <m:r>
+                <m:rPr>
+                  <m:sty m:val="p"/>
+                </m:rPr>
+                <m:t>]</m:t>
+              </m:r>
+            </m:oMath>
+          </w:p>
+          <w:p>
+            <w:pPr>
+              <w:pStyle w:val="BodyText"/>
+            </w:pPr>
+            <w:r>
+              <w:rPr>
+                <w:b/>
+                <w:bCs/>
+              </w:rPr>
+              <w:t xml:space="preserve">Estimate</w:t>
+            </w:r>
+            <w:r>
+              <w:t xml:space="preserve">: From our 20-person study,</w:t>
+            </w:r>
+            <w:r>
+              <w:t xml:space="preserve"> </w:t>
+            </w:r>
+            <m:oMath>
+              <m:acc>
+                <m:accPr>
+                  <m:chr m:val="̂"/>
+                </m:accPr>
+                <m:e>
+                  <m:r>
+                    <m:t>P</m:t>
+                  </m:r>
+                  <m:r>
+                    <m:t>r</m:t>
+                  </m:r>
+                </m:e>
+              </m:acc>
+              <m:r>
+                <m:rPr>
+                  <m:sty m:val="p"/>
+                </m:rPr>
+                <m:t>[</m:t>
+              </m:r>
+              <m:r>
+                <m:t>Y</m:t>
+              </m:r>
+              <m:r>
+                <m:rPr>
+                  <m:sty m:val="p"/>
+                </m:rPr>
+                <m:t>=</m:t>
+              </m:r>
+              <m:r>
+                <m:t>1</m:t>
+              </m:r>
+              <m:r>
+                <m:rPr>
+                  <m:sty m:val="p"/>
+                </m:rPr>
+                <m:t>|</m:t>
+              </m:r>
+              <m:r>
+                <m:t>A</m:t>
+              </m:r>
+              <m:r>
+                <m:rPr>
+                  <m:sty m:val="p"/>
+                </m:rPr>
+                <m:t>=</m:t>
+              </m:r>
+              <m:r>
+                <m:t>1</m:t>
+              </m:r>
+              <m:r>
+                <m:rPr>
+                  <m:sty m:val="p"/>
+                </m:rPr>
+                <m:t>]</m:t>
+              </m:r>
+              <m:r>
+                <m:rPr>
+                  <m:sty m:val="p"/>
+                </m:rPr>
+                <m:t>=</m:t>
+              </m:r>
+              <m:r>
+                <m:t>7</m:t>
+              </m:r>
+              <m:r>
+                <m:rPr>
+                  <m:sty m:val="p"/>
+                </m:rPr>
+                <m:t>/</m:t>
+              </m:r>
+              <m:r>
+                <m:t>13</m:t>
+              </m:r>
+              <m:r>
+                <m:rPr>
+                  <m:sty m:val="p"/>
+                </m:rPr>
+                <m:t>≈</m:t>
+              </m:r>
+              <m:r>
+                <m:t>0.54</m:t>
+              </m:r>
+            </m:oMath>
+          </w:p>
+          <w:bookmarkEnd w:id="9"/>
+        </w:tc>
+      </w:tr>
+    </w:tbl>
     <w:p>
       <w:pPr>
         <w:pStyle w:val="BodyText"/>

--- a/chapters/10-random-variability.docx
+++ b/chapters/10-random-variability.docx
@@ -171,10 +171,10 @@
       </w:r>
       <m:oMath>
         <m:r>
-          <m:t>P</m:t>
-        </m:r>
-        <m:r>
-          <m:t>r</m:t>
+          <m:rPr>
+            <m:sty m:val="p"/>
+          </m:rPr>
+          <m:t>Pr</m:t>
         </m:r>
         <m:r>
           <m:rPr>
@@ -320,10 +320,10 @@
             </w:r>
             <m:oMath>
               <m:r>
-                <m:t>P</m:t>
-              </m:r>
-              <m:r>
-                <m:t>r</m:t>
+                <m:rPr>
+                  <m:sty m:val="p"/>
+                </m:rPr>
+                <m:t>Pr</m:t>
               </m:r>
               <m:r>
                 <m:rPr>
@@ -914,10 +914,10 @@
       </w:r>
       <m:oMath>
         <m:r>
-          <m:t>P</m:t>
-        </m:r>
-        <m:r>
-          <m:t>r</m:t>
+          <m:rPr>
+            <m:sty m:val="p"/>
+          </m:rPr>
+          <m:t>Pr</m:t>
         </m:r>
         <m:r>
           <m:rPr>
@@ -1714,10 +1714,10 @@
       </w:r>
       <m:oMath>
         <m:r>
-          <m:t>P</m:t>
-        </m:r>
-        <m:r>
-          <m:t>r</m:t>
+          <m:rPr>
+            <m:sty m:val="p"/>
+          </m:rPr>
+          <m:t>Pr</m:t>
         </m:r>
         <m:r>
           <m:rPr>
@@ -1759,10 +1759,10 @@
           <m:t>=</m:t>
         </m:r>
         <m:r>
-          <m:t>P</m:t>
-        </m:r>
-        <m:r>
-          <m:t>r</m:t>
+          <m:rPr>
+            <m:sty m:val="p"/>
+          </m:rPr>
+          <m:t>Pr</m:t>
         </m:r>
         <m:r>
           <m:rPr>
@@ -1836,10 +1836,10 @@
         </m:oMathParaPr>
         <m:oMath>
           <m:r>
-            <m:t>P</m:t>
-          </m:r>
-          <m:r>
-            <m:t>r</m:t>
+            <m:rPr>
+              <m:sty m:val="p"/>
+            </m:rPr>
+            <m:t>Pr</m:t>
           </m:r>
           <m:r>
             <m:rPr>
@@ -1890,10 +1890,10 @@
             <m:t>−</m:t>
           </m:r>
           <m:r>
-            <m:t>P</m:t>
-          </m:r>
-          <m:r>
-            <m:t>r</m:t>
+            <m:rPr>
+              <m:sty m:val="p"/>
+            </m:rPr>
+            <m:t>Pr</m:t>
           </m:r>
           <m:r>
             <m:rPr>
@@ -1944,10 +1944,10 @@
             <m:t>=</m:t>
           </m:r>
           <m:r>
-            <m:t>P</m:t>
-          </m:r>
-          <m:r>
-            <m:t>r</m:t>
+            <m:rPr>
+              <m:sty m:val="p"/>
+            </m:rPr>
+            <m:t>Pr</m:t>
           </m:r>
           <m:r>
             <m:rPr>
@@ -1998,10 +1998,10 @@
             <m:t>−</m:t>
           </m:r>
           <m:r>
-            <m:t>P</m:t>
-          </m:r>
-          <m:r>
-            <m:t>r</m:t>
+            <m:rPr>
+              <m:sty m:val="p"/>
+            </m:rPr>
+            <m:t>Pr</m:t>
           </m:r>
           <m:r>
             <m:rPr>
@@ -2699,10 +2699,10 @@
           <m:t>=</m:t>
         </m:r>
         <m:r>
-          <m:t>P</m:t>
-        </m:r>
-        <m:r>
-          <m:t>r</m:t>
+          <m:rPr>
+            <m:sty m:val="p"/>
+          </m:rPr>
+          <m:t>Pr</m:t>
         </m:r>
         <m:r>
           <m:rPr>
@@ -3923,10 +3923,10 @@
           <m:t>logit</m:t>
         </m:r>
         <m:r>
-          <m:t>P</m:t>
-        </m:r>
-        <m:r>
-          <m:t>r</m:t>
+          <m:rPr>
+            <m:sty m:val="p"/>
+          </m:rPr>
+          <m:t>Pr</m:t>
         </m:r>
         <m:r>
           <m:rPr>
@@ -4048,41 +4048,43 @@
       </w:r>
       <m:oMath>
         <m:r>
+          <m:rPr>
+            <m:nor/>
+            <m:sty m:val="p"/>
+          </m:rPr>
           <m:t>E</m:t>
         </m:r>
-        <m:r>
-          <m:rPr>
-            <m:sty m:val="p"/>
-          </m:rPr>
-          <m:t>[</m:t>
-        </m:r>
-        <m:r>
-          <m:t>Y</m:t>
-        </m:r>
-        <m:r>
-          <m:rPr>
-            <m:sty m:val="p"/>
-          </m:rPr>
-          <m:t>|</m:t>
-        </m:r>
-        <m:r>
-          <m:t>A</m:t>
-        </m:r>
-        <m:r>
-          <m:rPr>
-            <m:sty m:val="p"/>
-          </m:rPr>
-          <m:t>,</m:t>
-        </m:r>
-        <m:r>
-          <m:t>L</m:t>
-        </m:r>
-        <m:r>
-          <m:rPr>
-            <m:sty m:val="p"/>
-          </m:rPr>
-          <m:t>]</m:t>
-        </m:r>
+        <m:d>
+          <m:dPr>
+            <m:begChr m:val="["/>
+            <m:sepChr m:val=""/>
+            <m:endChr m:val="]"/>
+            <m:grow/>
+          </m:dPr>
+          <m:e>
+            <m:r>
+              <m:t>Y</m:t>
+            </m:r>
+            <m:r>
+              <m:rPr>
+                <m:sty m:val="p"/>
+              </m:rPr>
+              <m:t>|</m:t>
+            </m:r>
+            <m:r>
+              <m:t>A</m:t>
+            </m:r>
+            <m:r>
+              <m:rPr>
+                <m:sty m:val="p"/>
+              </m:rPr>
+              <m:t>,</m:t>
+            </m:r>
+            <m:r>
+              <m:t>L</m:t>
+            </m:r>
+          </m:e>
+        </m:d>
         <m:r>
           <m:rPr>
             <m:sty m:val="p"/>
@@ -4455,86 +4457,88 @@
       </w:r>
       <m:oMath>
         <m:r>
+          <m:rPr>
+            <m:nor/>
+            <m:sty m:val="p"/>
+          </m:rPr>
           <m:t>E</m:t>
         </m:r>
-        <m:r>
-          <m:rPr>
-            <m:sty m:val="p"/>
-          </m:rPr>
-          <m:t>[</m:t>
-        </m:r>
-        <m:r>
-          <m:t>Y</m:t>
-        </m:r>
-        <m:r>
-          <m:rPr>
-            <m:sty m:val="p"/>
-          </m:rPr>
-          <m:t>|</m:t>
-        </m:r>
-        <m:r>
-          <m:t>A</m:t>
-        </m:r>
-        <m:r>
-          <m:rPr>
-            <m:sty m:val="p"/>
-          </m:rPr>
-          <m:t>,</m:t>
-        </m:r>
+        <m:d>
+          <m:dPr>
+            <m:begChr m:val="["/>
+            <m:sepChr m:val=""/>
+            <m:endChr m:val="]"/>
+            <m:grow/>
+          </m:dPr>
+          <m:e>
+            <m:r>
+              <m:t>Y</m:t>
+            </m:r>
+            <m:r>
+              <m:rPr>
+                <m:sty m:val="p"/>
+              </m:rPr>
+              <m:t>|</m:t>
+            </m:r>
+            <m:r>
+              <m:t>A</m:t>
+            </m:r>
+            <m:r>
+              <m:rPr>
+                <m:sty m:val="p"/>
+              </m:rPr>
+              <m:t>,</m:t>
+            </m:r>
+            <m:r>
+              <m:t>L</m:t>
+            </m:r>
+          </m:e>
+        </m:d>
+      </m:oMath>
+      <w:r>
+        <w:t xml:space="preserve"> </w:t>
+      </w:r>
+      <w:r>
+        <w:t xml:space="preserve">for all</w:t>
+      </w:r>
+      <w:r>
+        <w:t xml:space="preserve"> </w:t>
+      </w:r>
+      <m:oMath>
         <m:r>
           <m:t>L</m:t>
         </m:r>
-        <m:r>
-          <m:rPr>
-            <m:sty m:val="p"/>
-          </m:rPr>
-          <m:t>]</m:t>
-        </m:r>
       </m:oMath>
       <w:r>
         <w:t xml:space="preserve"> </w:t>
       </w:r>
       <w:r>
-        <w:t xml:space="preserve">for all</w:t>
+        <w:t xml:space="preserve">values</w:t>
+      </w:r>
+      <w:r>
+        <w:br/>
+      </w:r>
+    </w:p>
+    <w:p>
+      <w:pPr>
+        <w:pStyle w:val="Compact"/>
+        <w:numPr>
+          <w:ilvl w:val="0"/>
+          <w:numId w:val="1031"/>
+        </w:numPr>
+      </w:pPr>
+      <w:r>
+        <w:t xml:space="preserve">IP weighting: Need to estimate</w:t>
       </w:r>
       <w:r>
         <w:t xml:space="preserve"> </w:t>
       </w:r>
       <m:oMath>
         <m:r>
-          <m:t>L</m:t>
-        </m:r>
-      </m:oMath>
-      <w:r>
-        <w:t xml:space="preserve"> </w:t>
-      </w:r>
-      <w:r>
-        <w:t xml:space="preserve">values</w:t>
-      </w:r>
-      <w:r>
-        <w:br/>
-      </w:r>
-    </w:p>
-    <w:p>
-      <w:pPr>
-        <w:pStyle w:val="Compact"/>
-        <w:numPr>
-          <w:ilvl w:val="0"/>
-          <w:numId w:val="1031"/>
-        </w:numPr>
-      </w:pPr>
-      <w:r>
-        <w:t xml:space="preserve">IP weighting: Need to estimate</w:t>
-      </w:r>
-      <w:r>
-        <w:t xml:space="preserve"> </w:t>
-      </w:r>
-      <m:oMath>
-        <m:r>
-          <m:t>P</m:t>
-        </m:r>
-        <m:r>
-          <m:t>r</m:t>
+          <m:rPr>
+            <m:sty m:val="p"/>
+          </m:rPr>
+          <m:t>Pr</m:t>
         </m:r>
         <m:r>
           <m:rPr>

--- a/chapters/10-random-variability.docx
+++ b/chapters/10-random-variability.docx
@@ -1380,6 +1380,9 @@
           <m:t>0.138</m:t>
         </m:r>
       </m:oMath>
+      <w:r>
+        <w:t xml:space="preserve">​</w:t>
+      </w:r>
     </w:p>
     <w:p>
       <w:pPr>
